--- a/documentation/user_guides/individual_programs/asx_extractor/ASX_Playlist_Extractor_User_Guide.docx
+++ b/documentation/user_guides/individual_programs/asx_extractor/ASX_Playlist_Extractor_User_Guide.docx
@@ -359,7 +359,7 @@
         <w:t xml:space="preserve">Alternate-extension fallback: </w:t>
       </w:r>
       <w:r>
-        <w:t>If the referenced audio file is missing, the parser tries the first existing same-stem sibling file in any of the nine suite supported audio extensions (.mp3, .flac, .ogg, .m4a, .mp4, .opus, .wav, .aiff, .aif), preferring the shared SUPPORTED_EXTENSIONS order.</w:t>
+        <w:t>If the referenced audio file is missing, the parser tries the first existing same-stem sibling file in any of the fourteen suite supported audio extensions (.mp3, .flac, .ogg, .m4a, .mp4, .opus, .wav, .aiff, .aif, .wv, .ape, .mpc, .spx, .dsf), preferring the shared SUPPORTED_EXTENSIONS order.</w:t>
       </w:r>
     </w:p>
     <w:p>
